--- a/ky/wisdom-stories/loving-from-afar.docx
+++ b/ky/wisdom-stories/loving-from-afar.docx
@@ -129,7 +129,7 @@
           <w:sz w:val="22"/>
           <w:lang w:val="ky-KG"/>
         </w:rPr>
-        <w:t>— Айтмакмын, бирок калыптанган жашоом бузулуп калабы деп корком. Жөн жүргөн жеримден башыма түйшүк үйүп, сүйүү дегенге кабылып калбайын. Кино, театрга барып, кол кармашып сейилдей баштайбыз. Анан таарынышуусу бар, жарашуусу бар, «тигини эмнеге карадың?», «муну эмнеге тиктедиң?» деген кылыктары бар. Акыры баары бир ажыраша турган болсок, мынча ызы-чуунун эмне кереги бар?</w:t>
+        <w:t>— Айтмакмын, бирок рахатым бузулуп калабы деп корком. Турган жеримден башыма түйшүк түшүрүп, сүйүүгө кабылам. Кино, театрга барып, кол кармашып сейилдей баштайбыз. Анан таарынышуусу бар, жарашуусу бар, «тигини эмнеге карадың?», «муну эмнеге тиктедиң?» деген кылыктары бар. Акыры баары бир ажыраша турган болсок, мынча ызы-чуунун эмне кереги бар?</w:t>
       </w:r>
     </w:p>
     <w:p>
@@ -171,7 +171,7 @@
           <w:sz w:val="22"/>
           <w:lang w:val="ky-KG"/>
         </w:rPr>
-        <w:t xml:space="preserve">Сабак: </w:t>
+        <w:t>Сабак: Кээде адам жоготуп алуудан коркуп, сүйүүсүн айтуудан тартат. Бирок жашалбаган сүйүү да жоготуу.</w:t>
       </w:r>
       <w:r>
         <w:rPr>
@@ -180,7 +180,6 @@
           <w:sz w:val="22"/>
           <w:lang w:val="ky-KG"/>
         </w:rPr>
-        <w:t>Айрылып калуудан коркуп, сезимиңди жашыра берсең, жакындашууга мүмкүнчүлүк да түзүлбөйт. Коркуу сүйүүнүн жолун тоспосун.</w:t>
       </w:r>
     </w:p>
     <w:p>
@@ -200,7 +199,7 @@
           <w:sz w:val="18"/>
           <w:lang w:val="ky-KG"/>
         </w:rPr>
-        <w:t>Окуя ачык интернет булактарынан алынды.</w:t>
+        <w:t>Аңгемелер ачык интернет булактарынан алынган, иллюстрациялар болсо ЖИ менен түзүлгөн.</w:t>
       </w:r>
     </w:p>
     <w:sectPr>

--- a/ky/wisdom-stories/loving-from-afar.docx
+++ b/ky/wisdom-stories/loving-from-afar.docx
@@ -3,205 +3,72 @@
 <w:document xmlns:wpc="http://schemas.microsoft.com/office/word/2010/wordprocessingCanvas" xmlns:cx="http://schemas.microsoft.com/office/drawing/2014/chartex" xmlns:cx1="http://schemas.microsoft.com/office/drawing/2015/9/8/chartex" xmlns:cx2="http://schemas.microsoft.com/office/drawing/2015/10/21/chartex" xmlns:cx3="http://schemas.microsoft.com/office/drawing/2016/5/9/chartex" xmlns:cx4="http://schemas.microsoft.com/office/drawing/2016/5/10/chartex" xmlns:cx5="http://schemas.microsoft.com/office/drawing/2016/5/11/chartex" xmlns:cx6="http://schemas.microsoft.com/office/drawing/2016/5/12/chartex" xmlns:cx7="http://schemas.microsoft.com/office/drawing/2016/5/13/chartex" xmlns:cx8="http://schemas.microsoft.com/office/drawing/2016/5/14/chartex" xmlns:mc="http://schemas.openxmlformats.org/markup-compatibility/2006" xmlns:aink="http://schemas.microsoft.com/office/drawing/2016/ink" xmlns:am3d="http://schemas.microsoft.com/office/drawing/2017/model3d" xmlns:o="urn:schemas-microsoft-com:office:office" xmlns:oel="http://schemas.microsoft.com/office/2019/extlst" xmlns:r="http://schemas.openxmlformats.org/officeDocument/2006/relationships" xmlns:m="http://schemas.openxmlformats.org/officeDocument/2006/math" xmlns:v="urn:schemas-microsoft-com:vml" xmlns:wp14="http://schemas.microsoft.com/office/word/2010/wordprocessingDrawing" xmlns:wp="http://schemas.openxmlformats.org/drawingml/2006/wordprocessingDrawing" xmlns:w10="urn:schemas-microsoft-com:office:word" xmlns:w="http://schemas.openxmlformats.org/wordprocessingml/2006/main" xmlns:w14="http://schemas.microsoft.com/office/word/2010/wordml" xmlns:w15="http://schemas.microsoft.com/office/word/2012/wordml" xmlns:w16cex="http://schemas.microsoft.com/office/word/2018/wordml/cex" xmlns:w16cid="http://schemas.microsoft.com/office/word/2016/wordml/cid" xmlns:w16="http://schemas.microsoft.com/office/word/2018/wordml" xmlns:w16du="http://schemas.microsoft.com/office/word/2023/wordml/word16du" xmlns:w16sdtdh="http://schemas.microsoft.com/office/word/2020/wordml/sdtdatahash" xmlns:w16sdtfl="http://schemas.microsoft.com/office/word/2024/wordml/sdtformatlock" xmlns:w16se="http://schemas.microsoft.com/office/word/2015/wordml/symex" xmlns:wpg="http://schemas.microsoft.com/office/word/2010/wordprocessingGroup" xmlns:wpi="http://schemas.microsoft.com/office/word/2010/wordprocessingInk" xmlns:wne="http://schemas.microsoft.com/office/word/2006/wordml" xmlns:wps="http://schemas.microsoft.com/office/word/2010/wordprocessingShape" mc:Ignorable="w14 w15 w16se w16cid w16 w16cex w16sdtdh w16sdtfl w16du wp14">
   <w:body>
     <w:p>
-      <w:pPr>
-        <w:pStyle w:val="Title"/>
-        <w:keepNext/>
-        <w:keepLines w:val="0"/>
-        <w:pageBreakBefore w:val="0"/>
-        <w:widowControl/>
-        <w:spacing w:line="269" w:lineRule="auto" w:after="180" w:before="0"/>
-      </w:pPr>
-      <w:bookmarkStart w:id="10123" w:name="Story_124"/>
       <w:r>
         <w:rPr>
-          <w:rFonts w:ascii="Arial" w:hAnsi="Arial"/>
           <w:b/>
-          <w:color w:val="000000"/>
-          <w:sz w:val="34"/>
-          <w:lang w:val="ky-KG"/>
+          <w:bCs/>
         </w:rPr>
         <w:t>Алыстан сүйүү</w:t>
       </w:r>
-      <w:bookmarkEnd w:id="10123"/>
     </w:p>
     <w:p>
-      <w:pPr>
-        <w:keepNext w:val="0"/>
-        <w:keepLines w:val="0"/>
-        <w:pageBreakBefore w:val="0"/>
-        <w:widowControl/>
-        <w:spacing w:line="269" w:lineRule="auto" w:after="120" w:before="0"/>
-      </w:pPr>
       <w:r>
-        <w:rPr>
-          <w:rFonts w:ascii="Arial" w:eastAsia="Arial" w:hAnsi="Arial"/>
-          <w:color w:val="000000"/>
-          <w:sz w:val="22"/>
-          <w:lang w:val="ky-KG"/>
-        </w:rPr>
         <w:t>Эки дос жолугуп, мындайча сүйлөшөт:</w:t>
       </w:r>
     </w:p>
     <w:p>
-      <w:pPr>
-        <w:keepNext w:val="0"/>
-        <w:keepLines w:val="0"/>
-        <w:pageBreakBefore w:val="0"/>
-        <w:widowControl/>
-        <w:spacing w:line="269" w:lineRule="auto" w:after="120" w:before="0"/>
-      </w:pPr>
       <w:r>
-        <w:rPr>
-          <w:rFonts w:ascii="Arial" w:eastAsia="Arial" w:hAnsi="Arial"/>
-          <w:color w:val="000000"/>
-          <w:sz w:val="22"/>
-          <w:lang w:val="ky-KG"/>
-        </w:rPr>
         <w:t>— Сыягы, мен бир кызды сүйүп калдым окшойт.</w:t>
       </w:r>
     </w:p>
     <w:p>
-      <w:pPr>
-        <w:keepNext w:val="0"/>
-        <w:keepLines w:val="0"/>
-        <w:pageBreakBefore w:val="0"/>
-        <w:widowControl/>
-        <w:spacing w:line="269" w:lineRule="auto" w:after="120" w:before="0"/>
-      </w:pPr>
       <w:r>
-        <w:rPr>
-          <w:rFonts w:ascii="Arial" w:eastAsia="Arial" w:hAnsi="Arial"/>
-          <w:color w:val="000000"/>
-          <w:sz w:val="22"/>
-          <w:lang w:val="ky-KG"/>
-        </w:rPr>
         <w:t>— Кандай сонун! Ал муну билеби?</w:t>
       </w:r>
     </w:p>
     <w:p>
-      <w:pPr>
-        <w:keepNext w:val="0"/>
-        <w:keepLines w:val="0"/>
-        <w:pageBreakBefore w:val="0"/>
-        <w:widowControl/>
-        <w:spacing w:line="269" w:lineRule="auto" w:after="120" w:before="0"/>
-      </w:pPr>
       <w:r>
-        <w:rPr>
-          <w:rFonts w:ascii="Arial" w:eastAsia="Arial" w:hAnsi="Arial"/>
-          <w:color w:val="000000"/>
-          <w:sz w:val="22"/>
-          <w:lang w:val="ky-KG"/>
-        </w:rPr>
         <w:t>— Жок.</w:t>
       </w:r>
     </w:p>
     <w:p>
-      <w:pPr>
-        <w:keepNext w:val="0"/>
-        <w:keepLines w:val="0"/>
-        <w:pageBreakBefore w:val="0"/>
-        <w:widowControl/>
-        <w:spacing w:line="269" w:lineRule="auto" w:after="120" w:before="0"/>
-      </w:pPr>
       <w:r>
-        <w:rPr>
-          <w:rFonts w:ascii="Arial" w:eastAsia="Arial" w:hAnsi="Arial"/>
-          <w:color w:val="000000"/>
-          <w:sz w:val="22"/>
-          <w:lang w:val="ky-KG"/>
-        </w:rPr>
         <w:t>— Анда эмнеге жанына барып, сезимиңди айтпайсың?</w:t>
       </w:r>
     </w:p>
     <w:p>
-      <w:pPr>
-        <w:keepNext w:val="0"/>
-        <w:keepLines w:val="0"/>
-        <w:pageBreakBefore w:val="0"/>
-        <w:widowControl/>
-        <w:spacing w:line="269" w:lineRule="auto" w:after="120" w:before="0"/>
-      </w:pPr>
       <w:r>
-        <w:rPr>
-          <w:rFonts w:ascii="Arial" w:eastAsia="Arial" w:hAnsi="Arial"/>
-          <w:color w:val="000000"/>
-          <w:sz w:val="22"/>
-          <w:lang w:val="ky-KG"/>
-        </w:rPr>
-        <w:t>— Айтмакмын, бирок рахатым бузулуп калабы деп корком. Турган жеримден башыма түйшүк түшүрүп, сүйүүгө кабылам. Кино, театрга барып, кол кармашып сейилдей баштайбыз. Анан таарынышуусу бар, жарашуусу бар, «тигини эмнеге карадың?», «муну эмнеге тиктедиң?» деген кылыктары бар. Акыры баары бир ажыраша турган болсок, мынча ызы-чуунун эмне кереги бар?</w:t>
+        <w:t>— Айтмакмын, бирок калыптанган жашоом бузулуп калабы деп корком. Жөн жүргөн жеримден башыма түйшүк үйүп, сүйүү дегенге кабылып калбайын. Кино, театрга барып, кол кармашып сейилдей баштайбыз. Анан таарынышуусу бар, жарашуусу бар, «тигини эмнеге карадың?», «муну эмнеге тиктедиң?» деген кылыктары бар. Акыры баары бир ажыраша турган болсок, мынча ызы-чуунун эмне кереги бар?</w:t>
       </w:r>
     </w:p>
     <w:p>
-      <w:pPr>
-        <w:keepNext/>
-        <w:keepLines w:val="0"/>
-        <w:pageBreakBefore w:val="0"/>
-        <w:widowControl/>
-        <w:spacing w:line="269" w:lineRule="auto" w:after="120" w:before="0"/>
-      </w:pPr>
       <w:r>
-        <w:rPr>
-          <w:rFonts w:ascii="Arial" w:eastAsia="Arial" w:hAnsi="Arial"/>
-          <w:color w:val="000000"/>
-          <w:sz w:val="22"/>
-          <w:lang w:val="ky-KG"/>
-        </w:rPr>
         <w:t>Андан көрө, мен ал кызды алыстан эле сүйүп жүрө берейин.</w:t>
       </w:r>
     </w:p>
     <w:p>
-      <w:pPr>
-        <w:pStyle w:val="Moral"/>
-        <w:keepNext/>
-        <w:keepLines/>
-        <w:pageBreakBefore w:val="0"/>
-        <w:widowControl/>
-        <w:spacing w:before="120" w:after="120" w:line="269" w:lineRule="auto"/>
-        <w:ind w:left="240" w:right="240"/>
-        <w:rPr>
-          <w:lang/>
-        </w:rPr>
-      </w:pPr>
       <w:r>
         <w:rPr>
-          <w:rFonts w:ascii="Arial" w:hAnsi="Arial"/>
           <w:b/>
-          <w:color w:val="000000"/>
-          <w:sz w:val="22"/>
-          <w:lang w:val="ky-KG"/>
+          <w:bCs/>
         </w:rPr>
-        <w:t>Сабак: Кээде адам жоготуп алуудан коркуп, сүйүүсүн айтуудан тартат. Бирок жашалбаган сүйүү да жоготуу.</w:t>
+        <w:t>Сабак:</w:t>
       </w:r>
       <w:r>
-        <w:rPr>
-          <w:rFonts w:ascii="Arial" w:hAnsi="Arial"/>
-          <w:color w:val="000000"/>
-          <w:sz w:val="22"/>
-          <w:lang w:val="ky-KG"/>
-        </w:rPr>
+        <w:t xml:space="preserve"> Кээде адам жоготуп алуудан коркуп, сүйүүсүн айтуудан тартынат. Бирок баштан өткөрүлбөгөн сүйүү да — жоготуу.</w:t>
       </w:r>
     </w:p>
     <w:p>
-      <w:pPr>
-        <w:keepNext w:val="0"/>
-        <w:keepLines w:val="0"/>
-        <w:pageBreakBefore w:val="0"/>
-        <w:widowControl/>
-        <w:spacing w:before="0" w:after="160" w:line="269" w:lineRule="auto"/>
-        <w:jc w:val="right"/>
-      </w:pPr>
       <w:r>
         <w:rPr>
-          <w:rFonts w:ascii="Arial" w:eastAsia="Arial" w:hAnsi="Arial" w:cs="Arial"/>
           <w:i/>
-          <w:color w:val="000000"/>
-          <w:sz w:val="18"/>
-          <w:lang w:val="ky-KG"/>
+          <w:iCs/>
         </w:rPr>
-        <w:t>Аңгемелер ачык интернет булактарынан алынган, иллюстрациялар болсо ЖИ менен түзүлгөн.</w:t>
+        <w:t>Аңгемелер интернеттен чогултулуп, жасалма интеллекттин жардамы менен иштелип чыккан. Бардык сүрөттөр жасалма интеллект аркылуу түзүлгөн.</w:t>
       </w:r>
     </w:p>
+    <w:p/>
+    <w:p/>
     <w:sectPr>
       <w:headerReference w:type="even" r:id="rId7"/>
       <w:headerReference w:type="default" r:id="rId8"/>
@@ -1032,7 +899,6 @@
     </w:pPr>
     <w:rPr>
       <w:rFonts w:asciiTheme="majorHAnsi" w:eastAsiaTheme="majorEastAsia" w:hAnsiTheme="majorHAnsi" w:cstheme="majorBidi"/>
-      <w:color w:val="000000"/>
       <w:sz w:val="40"/>
       <w:szCs w:val="40"/>
     </w:rPr>
@@ -1054,7 +920,6 @@
     </w:pPr>
     <w:rPr>
       <w:rFonts w:asciiTheme="majorHAnsi" w:eastAsiaTheme="majorEastAsia" w:hAnsiTheme="majorHAnsi" w:cstheme="majorBidi"/>
-      <w:color w:val="000000"/>
       <w:sz w:val="32"/>
       <w:szCs w:val="32"/>
     </w:rPr>
@@ -1077,7 +942,6 @@
     </w:pPr>
     <w:rPr>
       <w:rFonts w:eastAsiaTheme="majorEastAsia" w:cstheme="majorBidi"/>
-      <w:color w:val="000000"/>
       <w:sz w:val="28"/>
       <w:szCs w:val="28"/>
     </w:rPr>
@@ -1102,7 +966,6 @@
       <w:rFonts w:eastAsiaTheme="majorEastAsia" w:cstheme="majorBidi"/>
       <w:i/>
       <w:iCs/>
-      <w:color w:val="000000"/>
     </w:rPr>
   </w:style>
   <w:style w:type="paragraph" w:styleId="Heading5">
@@ -1123,7 +986,6 @@
     </w:pPr>
     <w:rPr>
       <w:rFonts w:eastAsiaTheme="majorEastAsia" w:cstheme="majorBidi"/>
-      <w:color w:val="000000"/>
     </w:rPr>
   </w:style>
   <w:style w:type="paragraph" w:styleId="Heading6">
@@ -1146,7 +1008,6 @@
       <w:rFonts w:eastAsiaTheme="majorEastAsia" w:cstheme="majorBidi"/>
       <w:i/>
       <w:iCs/>
-      <w:color w:val="000000"/>
     </w:rPr>
   </w:style>
   <w:style w:type="paragraph" w:styleId="Heading7">
@@ -1167,7 +1028,6 @@
     </w:pPr>
     <w:rPr>
       <w:rFonts w:eastAsiaTheme="majorEastAsia" w:cstheme="majorBidi"/>
-      <w:color w:val="000000"/>
     </w:rPr>
   </w:style>
   <w:style w:type="paragraph" w:styleId="Heading8">
@@ -1190,7 +1050,6 @@
       <w:rFonts w:eastAsiaTheme="majorEastAsia" w:cstheme="majorBidi"/>
       <w:i/>
       <w:iCs/>
-      <w:color w:val="000000"/>
     </w:rPr>
   </w:style>
   <w:style w:type="paragraph" w:styleId="Heading9">
@@ -1211,13 +1070,11 @@
     </w:pPr>
     <w:rPr>
       <w:rFonts w:eastAsiaTheme="majorEastAsia" w:cstheme="majorBidi"/>
-      <w:color w:val="000000"/>
     </w:rPr>
   </w:style>
   <w:style w:type="character" w:default="1" w:styleId="DefaultParagraphFont">
     <w:name w:val="Default Paragraph Font"/>
     <w:uiPriority w:val="1"/>
-    <w:semiHidden/>
     <w:unhideWhenUsed/>
   </w:style>
   <w:style w:type="table" w:default="1" w:styleId="TableNormal">
@@ -1373,7 +1230,6 @@
     </w:pPr>
     <w:rPr>
       <w:rFonts w:asciiTheme="majorHAnsi" w:eastAsiaTheme="majorEastAsia" w:hAnsiTheme="majorHAnsi" w:cstheme="majorBidi"/>
-      <w:color w:val="000000"/>
       <w:spacing w:val="-10"/>
       <w:kern w:val="28"/>
       <w:sz w:val="56"/>
@@ -1409,7 +1265,6 @@
     </w:pPr>
     <w:rPr>
       <w:rFonts w:eastAsiaTheme="majorEastAsia" w:cstheme="majorBidi"/>
-      <w:color w:val="000000"/>
       <w:spacing w:val="15"/>
       <w:sz w:val="28"/>
       <w:szCs w:val="28"/>
@@ -1444,7 +1299,6 @@
     <w:rPr>
       <w:i/>
       <w:iCs/>
-      <w:color w:val="000000"/>
     </w:rPr>
   </w:style>
   <w:style w:type="character" w:customStyle="1" w:styleId="QuoteChar">
@@ -1469,9 +1323,6 @@
       <w:ind w:left="720"/>
       <w:contextualSpacing/>
     </w:pPr>
-    <w:rPr>
-      <w:color w:val="000000"/>
-    </w:rPr>
   </w:style>
   <w:style w:type="character" w:styleId="IntenseEmphasis">
     <w:name w:val="Intense Emphasis"/>
@@ -1501,7 +1352,6 @@
     <w:rPr>
       <w:i/>
       <w:iCs/>
-      <w:color w:val="000000"/>
     </w:rPr>
   </w:style>
   <w:style w:type="character" w:customStyle="1" w:styleId="IntenseQuoteChar">
@@ -1541,9 +1391,6 @@
     <w:pPr>
       <w:spacing w:after="100"/>
     </w:pPr>
-    <w:rPr>
-      <w:color w:val="000000"/>
-    </w:rPr>
   </w:style>
   <w:style w:type="paragraph" w:customStyle="1" w:styleId="Moral">
     <w:name w:val="Moral"/>
@@ -1555,7 +1402,6 @@
     <w:rPr>
       <w:rFonts w:ascii="Arial" w:eastAsia="Arial" w:hAnsi="Arial"/>
       <w:i/>
-      <w:color w:val="000000"/>
       <w:kern w:val="0"/>
       <w:sz w:val="22"/>
       <w:szCs w:val="22"/>
@@ -1577,9 +1423,6 @@
       </w:tabs>
       <w:spacing w:after="0" w:line="240" w:lineRule="auto"/>
     </w:pPr>
-    <w:rPr>
-      <w:color w:val="000000"/>
-    </w:rPr>
   </w:style>
   <w:style w:type="character" w:customStyle="1" w:styleId="HeaderChar">
     <w:name w:val="Header Char"/>
@@ -1602,9 +1445,6 @@
       </w:tabs>
       <w:spacing w:after="0" w:line="240" w:lineRule="auto"/>
     </w:pPr>
-    <w:rPr>
-      <w:color w:val="000000"/>
-    </w:rPr>
   </w:style>
   <w:style w:type="character" w:customStyle="1" w:styleId="FooterChar">
     <w:name w:val="Footer Char"/>
@@ -1627,7 +1467,6 @@
     </w:pPr>
     <w:rPr>
       <w:rFonts w:eastAsiaTheme="minorEastAsia"/>
-      <w:color w:val="000000"/>
     </w:rPr>
   </w:style>
   <w:style w:type="paragraph" w:styleId="TOC3">
@@ -1644,7 +1483,6 @@
     </w:pPr>
     <w:rPr>
       <w:rFonts w:eastAsiaTheme="minorEastAsia"/>
-      <w:color w:val="000000"/>
     </w:rPr>
   </w:style>
   <w:style w:type="paragraph" w:styleId="TOC4">
@@ -1661,7 +1499,6 @@
     </w:pPr>
     <w:rPr>
       <w:rFonts w:eastAsiaTheme="minorEastAsia"/>
-      <w:color w:val="000000"/>
     </w:rPr>
   </w:style>
   <w:style w:type="paragraph" w:styleId="TOC5">
@@ -1678,7 +1515,6 @@
     </w:pPr>
     <w:rPr>
       <w:rFonts w:eastAsiaTheme="minorEastAsia"/>
-      <w:color w:val="000000"/>
     </w:rPr>
   </w:style>
   <w:style w:type="paragraph" w:styleId="TOC6">
@@ -1695,7 +1531,6 @@
     </w:pPr>
     <w:rPr>
       <w:rFonts w:eastAsiaTheme="minorEastAsia"/>
-      <w:color w:val="000000"/>
     </w:rPr>
   </w:style>
   <w:style w:type="paragraph" w:styleId="TOC7">
@@ -1712,7 +1547,6 @@
     </w:pPr>
     <w:rPr>
       <w:rFonts w:eastAsiaTheme="minorEastAsia"/>
-      <w:color w:val="000000"/>
     </w:rPr>
   </w:style>
   <w:style w:type="paragraph" w:styleId="TOC8">
@@ -1729,7 +1563,6 @@
     </w:pPr>
     <w:rPr>
       <w:rFonts w:eastAsiaTheme="minorEastAsia"/>
-      <w:color w:val="000000"/>
     </w:rPr>
   </w:style>
   <w:style w:type="paragraph" w:styleId="TOC9">
@@ -1746,7 +1579,6 @@
     </w:pPr>
     <w:rPr>
       <w:rFonts w:eastAsiaTheme="minorEastAsia"/>
-      <w:color w:val="000000"/>
     </w:rPr>
   </w:style>
   <w:style w:type="paragraph" w:styleId="TOCHeading">
@@ -1762,7 +1594,6 @@
       <w:outlineLvl w:val="9"/>
     </w:pPr>
     <w:rPr>
-      <w:color w:val="000000"/>
       <w:kern w:val="0"/>
       <w:sz w:val="32"/>
       <w:szCs w:val="32"/>

--- a/ky/wisdom-stories/loving-from-afar.docx
+++ b/ky/wisdom-stories/loving-from-afar.docx
@@ -43,7 +43,7 @@
     </w:p>
     <w:p>
       <w:r>
-        <w:t>Андан көрө, мен ал кызды алыстан эле сүйүп жүрө берейин.</w:t>
+        <w:t>— Андан көрө, мен ал кызды алыстан эле сүйүп жүрө берейин.</w:t>
       </w:r>
     </w:p>
     <w:p>
